--- a/kpmg/zpp_forecast_paints/docs/ZFORECAST_Paints_Manual_Steps.docx
+++ b/kpmg/zpp_forecast_paints/docs/ZFORECAST_Paints_Manual_Steps.docx
@@ -2,13 +2,13 @@
 <file path=word/document.xml><?xml version="1.0" encoding="utf-8"?>
 <w:document xmlns:w="http://schemas.openxmlformats.org/wordprocessingml/2006/main" xmlns:m="http://schemas.openxmlformats.org/officeDocument/2006/math" xmlns:r="http://schemas.openxmlformats.org/officeDocument/2006/relationships" xmlns:o="urn:schemas-microsoft-com:office:office" xmlns:v="urn:schemas-microsoft-com:vml" xmlns:w10="urn:schemas-microsoft-com:office:word" xmlns:a="http://schemas.openxmlformats.org/drawingml/2006/main" xmlns:pic="http://schemas.openxmlformats.org/drawingml/2006/picture" xmlns:wp="http://schemas.openxmlformats.org/drawingml/2006/wordprocessingDrawing">
   <w:body>
-    <w:bookmarkStart w:id="25" w:name="Xe35499c4412c461fd98c229c09d21d5b5299773"/>
+    <w:bookmarkStart w:id="26" w:name="X4e9b532cb4c2ef717f0ea51256d8dcd6ad6d8eb"/>
     <w:p>
       <w:pPr>
         <w:pStyle w:val="Heading1"/>
       </w:pPr>
       <w:r>
-        <w:t xml:space="preserve">ZFORECAST Paints — manual steps after the abapGit pull</w:t>
+        <w:t xml:space="preserve">ZFORECAST Paints — manual steps after the abapGit pulls</w:t>
       </w:r>
     </w:p>
     <w:p>
@@ -16,22 +16,409 @@
         <w:pStyle w:val="FirstParagraph"/>
       </w:pPr>
       <w:r>
-        <w:t xml:space="preserve">Astral / UDAY (KPMG), Paints. 19.10.2026, Arnav Johri. Development system.</w:t>
-      </w:r>
-      <w:r>
-        <w:t xml:space="preserve"> </w:t>
-      </w:r>
-      <w:r>
-        <w:t xml:space="preserve">abapGit never carries a GUI status, a transaction code, a maintenance view or table</w:t>
-      </w:r>
-      <w:r>
-        <w:t xml:space="preserve"> </w:t>
-      </w:r>
-      <w:r>
-        <w:t xml:space="preserve">entries, so these are done by hand once, in this order.</w:t>
+        <w:t xml:space="preserve">Astral / UDAY (KPMG), Paints. 22.10.2026, Arnav Johri. Development system.</w:t>
+      </w:r>
+      <w:r>
+        <w:t xml:space="preserve"> </w:t>
+      </w:r>
+      <w:r>
+        <w:t xml:space="preserve">abapGit never carries a GUI status, a transaction code, a maintenance view or table entries,</w:t>
+      </w:r>
+      <w:r>
+        <w:t xml:space="preserve"> </w:t>
+      </w:r>
+      <w:r>
+        <w:t xml:space="preserve">so these are done by hand once, in this order.</w:t>
       </w:r>
     </w:p>
-    <w:bookmarkStart w:id="20" w:name="X06efd83f195ec5dec5ad7cff1fedb1bb75c3cb7"/>
+    <w:bookmarkStart w:id="20" w:name="the-two-pulls"/>
+    <w:p>
+      <w:pPr>
+        <w:pStyle w:val="Heading2"/>
+      </w:pPr>
+      <w:r>
+        <w:t xml:space="preserve">0. The two pulls</w:t>
+      </w:r>
+    </w:p>
+    <w:tbl>
+      <w:tblPr>
+        <w:tblStyle w:val="Table"/>
+        <w:tblW w:type="pct" w:w="5000"/>
+        <w:tblLook w:firstRow="1" w:lastRow="0" w:firstColumn="0" w:lastColumn="0" w:noHBand="0" w:noVBand="0" w:val="0020"/>
+        <w:jc w:val="start"/>
+      </w:tblPr>
+      <w:tblGrid>
+        <w:gridCol w:w="1742"/>
+        <w:gridCol w:w="3801"/>
+        <w:gridCol w:w="2376"/>
+      </w:tblGrid>
+      <w:tr>
+        <w:trPr>
+          <w:tblHeader w:val="true"/>
+        </w:trPr>
+        <w:tc>
+          <w:tcPr/>
+          <w:p>
+            <w:pPr>
+              <w:pStyle w:val="Compact"/>
+              <w:jc w:val="left"/>
+            </w:pPr>
+            <w:r>
+              <w:t xml:space="preserve">ZIP</w:t>
+            </w:r>
+          </w:p>
+        </w:tc>
+        <w:tc>
+          <w:tcPr/>
+          <w:p>
+            <w:pPr>
+              <w:pStyle w:val="Compact"/>
+              <w:jc w:val="left"/>
+            </w:pPr>
+            <w:r>
+              <w:t xml:space="preserve">Repo (package)</w:t>
+            </w:r>
+          </w:p>
+        </w:tc>
+        <w:tc>
+          <w:tcPr/>
+          <w:p>
+            <w:pPr>
+              <w:pStyle w:val="Compact"/>
+              <w:jc w:val="left"/>
+            </w:pPr>
+            <w:r>
+              <w:t xml:space="preserve">What changes in the system</w:t>
+            </w:r>
+          </w:p>
+        </w:tc>
+      </w:tr>
+      <w:tr>
+        <w:tc>
+          <w:tcPr/>
+          <w:p>
+            <w:pPr>
+              <w:pStyle w:val="Compact"/>
+              <w:jc w:val="left"/>
+            </w:pPr>
+            <w:r>
+              <w:rPr>
+                <w:rStyle w:val="VerbatimChar"/>
+              </w:rPr>
+              <w:t xml:space="preserve">ZPP_FORECAST_UPLOAD_22-10-26_delta.zip</w:t>
+            </w:r>
+          </w:p>
+        </w:tc>
+        <w:tc>
+          <w:tcPr/>
+          <w:p>
+            <w:pPr>
+              <w:pStyle w:val="Compact"/>
+              <w:jc w:val="left"/>
+            </w:pPr>
+            <w:r>
+              <w:rPr>
+                <w:rStyle w:val="VerbatimChar"/>
+              </w:rPr>
+              <w:t xml:space="preserve">ZPP_FORECAST</w:t>
+            </w:r>
+          </w:p>
+        </w:tc>
+        <w:tc>
+          <w:tcPr/>
+          <w:p>
+            <w:pPr>
+              <w:pStyle w:val="Compact"/>
+              <w:jc w:val="left"/>
+            </w:pPr>
+            <w:r>
+              <w:rPr>
+                <w:rStyle w:val="VerbatimChar"/>
+              </w:rPr>
+              <w:t xml:space="preserve">ZPP_FORECAST_UPLOAD</w:t>
+            </w:r>
+            <w:r>
+              <w:t xml:space="preserve"> </w:t>
+            </w:r>
+            <w:r>
+              <w:t xml:space="preserve">only: ninth radio button Brand, indicator MTS/MTO/DIS/TIN</w:t>
+            </w:r>
+          </w:p>
+        </w:tc>
+      </w:tr>
+      <w:tr>
+        <w:tc>
+          <w:tcPr/>
+          <w:p>
+            <w:pPr>
+              <w:pStyle w:val="Compact"/>
+              <w:jc w:val="left"/>
+            </w:pPr>
+            <w:r>
+              <w:rPr>
+                <w:rStyle w:val="VerbatimChar"/>
+              </w:rPr>
+              <w:t xml:space="preserve">ZPP_FORECAST_PAINTS_22-10-26_delta.zip</w:t>
+            </w:r>
+          </w:p>
+        </w:tc>
+        <w:tc>
+          <w:tcPr/>
+          <w:p>
+            <w:pPr>
+              <w:pStyle w:val="Compact"/>
+              <w:jc w:val="left"/>
+            </w:pPr>
+            <w:r>
+              <w:rPr>
+                <w:rStyle w:val="VerbatimChar"/>
+              </w:rPr>
+              <w:t xml:space="preserve">ZPP_FORECAST_PAINTS</w:t>
+            </w:r>
+          </w:p>
+        </w:tc>
+        <w:tc>
+          <w:tcPr/>
+          <w:p>
+            <w:pPr>
+              <w:pStyle w:val="Compact"/>
+              <w:jc w:val="left"/>
+            </w:pPr>
+            <w:r>
+              <w:t xml:space="preserve">New:</w:t>
+            </w:r>
+            <w:r>
+              <w:t xml:space="preserve"> </w:t>
+            </w:r>
+            <w:r>
+              <w:rPr>
+                <w:rStyle w:val="VerbatimChar"/>
+              </w:rPr>
+              <w:t xml:space="preserve">ZDO_FCST_KL</w:t>
+            </w:r>
+            <w:r>
+              <w:t xml:space="preserve">,</w:t>
+            </w:r>
+            <w:r>
+              <w:t xml:space="preserve"> </w:t>
+            </w:r>
+            <w:r>
+              <w:rPr>
+                <w:rStyle w:val="VerbatimChar"/>
+              </w:rPr>
+              <w:t xml:space="preserve">ZDO_FCST_CR</w:t>
+            </w:r>
+            <w:r>
+              <w:t xml:space="preserve">,</w:t>
+            </w:r>
+            <w:r>
+              <w:t xml:space="preserve"> </w:t>
+            </w:r>
+            <w:r>
+              <w:rPr>
+                <w:rStyle w:val="VerbatimChar"/>
+              </w:rPr>
+              <w:t xml:space="preserve">ZDE_PACK_SIZE</w:t>
+            </w:r>
+            <w:r>
+              <w:t xml:space="preserve">,</w:t>
+            </w:r>
+            <w:r>
+              <w:t xml:space="preserve"> </w:t>
+            </w:r>
+            <w:r>
+              <w:rPr>
+                <w:rStyle w:val="VerbatimChar"/>
+              </w:rPr>
+              <w:t xml:space="preserve">ZDE_QTY_CARTON</w:t>
+            </w:r>
+            <w:r>
+              <w:t xml:space="preserve">,</w:t>
+            </w:r>
+            <w:r>
+              <w:t xml:space="preserve"> </w:t>
+            </w:r>
+            <w:r>
+              <w:rPr>
+                <w:rStyle w:val="VerbatimChar"/>
+              </w:rPr>
+              <w:t xml:space="preserve">ZDE_FCST_KL</w:t>
+            </w:r>
+            <w:r>
+              <w:t xml:space="preserve">,</w:t>
+            </w:r>
+            <w:r>
+              <w:t xml:space="preserve"> </w:t>
+            </w:r>
+            <w:r>
+              <w:rPr>
+                <w:rStyle w:val="VerbatimChar"/>
+              </w:rPr>
+              <w:t xml:space="preserve">ZDE_FCST_CR</w:t>
+            </w:r>
+            <w:r>
+              <w:t xml:space="preserve">,</w:t>
+            </w:r>
+            <w:r>
+              <w:t xml:space="preserve"> </w:t>
+            </w:r>
+            <w:r>
+              <w:rPr>
+                <w:rStyle w:val="VerbatimChar"/>
+              </w:rPr>
+              <w:t xml:space="preserve">ZPPT_PNT_FCST_YR</w:t>
+            </w:r>
+            <w:r>
+              <w:t xml:space="preserve">,</w:t>
+            </w:r>
+            <w:r>
+              <w:t xml:space="preserve"> </w:t>
+            </w:r>
+            <w:r>
+              <w:rPr>
+                <w:rStyle w:val="VerbatimChar"/>
+              </w:rPr>
+              <w:t xml:space="preserve">ZPPT_PNT_FCST_QT</w:t>
+            </w:r>
+            <w:r>
+              <w:t xml:space="preserve">,</w:t>
+            </w:r>
+            <w:r>
+              <w:t xml:space="preserve"> </w:t>
+            </w:r>
+            <w:r>
+              <w:rPr>
+                <w:rStyle w:val="VerbatimChar"/>
+              </w:rPr>
+              <w:t xml:space="preserve">ZPPT_PNT_FCST_MN</w:t>
+            </w:r>
+            <w:r>
+              <w:t xml:space="preserve">. Changed:</w:t>
+            </w:r>
+            <w:r>
+              <w:t xml:space="preserve"> </w:t>
+            </w:r>
+            <w:r>
+              <w:rPr>
+                <w:rStyle w:val="VerbatimChar"/>
+              </w:rPr>
+              <w:t xml:space="preserve">ZCL_PP_FCST_PNT</w:t>
+            </w:r>
+            <w:r>
+              <w:t xml:space="preserve">,</w:t>
+            </w:r>
+            <w:r>
+              <w:t xml:space="preserve"> </w:t>
+            </w:r>
+            <w:r>
+              <w:rPr>
+                <w:rStyle w:val="VerbatimChar"/>
+              </w:rPr>
+              <w:t xml:space="preserve">ZPP_FORECAST_PAINTS</w:t>
+            </w:r>
+          </w:p>
+        </w:tc>
+      </w:tr>
+    </w:tbl>
+    <w:p>
+      <w:pPr>
+        <w:pStyle w:val="BodyText"/>
+      </w:pPr>
+      <w:r>
+        <w:t xml:space="preserve">ZABAPGIT_STANDALONE → open the repo → Import ZIP → the stage lists the objects above → Pull.</w:t>
+      </w:r>
+      <w:r>
+        <w:t xml:space="preserve"> </w:t>
+      </w:r>
+      <w:r>
+        <w:rPr>
+          <w:bCs/>
+          <w:b/>
+        </w:rPr>
+        <w:t xml:space="preserve">Before pulling the first ZIP, open the diff of</w:t>
+      </w:r>
+      <w:r>
+        <w:rPr>
+          <w:bCs/>
+          <w:b/>
+        </w:rPr>
+        <w:t xml:space="preserve"> </w:t>
+      </w:r>
+      <w:r>
+        <w:rPr>
+          <w:rStyle w:val="VerbatimChar"/>
+          <w:bCs/>
+          <w:b/>
+        </w:rPr>
+        <w:t xml:space="preserve">ZPP_FORECAST_UPLOAD</w:t>
+      </w:r>
+      <w:r>
+        <w:rPr>
+          <w:bCs/>
+          <w:b/>
+        </w:rPr>
+        <w:t xml:space="preserve"> </w:t>
+      </w:r>
+      <w:r>
+        <w:rPr>
+          <w:bCs/>
+          <w:b/>
+        </w:rPr>
+        <w:t xml:space="preserve">in the stage: it must</w:t>
+      </w:r>
+      <w:r>
+        <w:rPr>
+          <w:bCs/>
+          <w:b/>
+        </w:rPr>
+        <w:t xml:space="preserve"> </w:t>
+      </w:r>
+      <w:r>
+        <w:rPr>
+          <w:bCs/>
+          <w:b/>
+        </w:rPr>
+        <w:t xml:space="preserve">show only lines marked</w:t>
+      </w:r>
+      <w:r>
+        <w:rPr>
+          <w:bCs/>
+          <w:b/>
+        </w:rPr>
+        <w:t xml:space="preserve"> </w:t>
+      </w:r>
+      <w:r>
+        <w:rPr>
+          <w:rStyle w:val="VerbatimChar"/>
+          <w:bCs/>
+          <w:b/>
+        </w:rPr>
+        <w:t xml:space="preserve">By Arnav on 22/10/26</w:t>
+      </w:r>
+      <w:r>
+        <w:rPr>
+          <w:bCs/>
+          <w:b/>
+        </w:rPr>
+        <w:t xml:space="preserve">. Anything else means the running program has</w:t>
+      </w:r>
+      <w:r>
+        <w:rPr>
+          <w:bCs/>
+          <w:b/>
+        </w:rPr>
+        <w:t xml:space="preserve"> </w:t>
+      </w:r>
+      <w:r>
+        <w:rPr>
+          <w:bCs/>
+          <w:b/>
+        </w:rPr>
+        <w:t xml:space="preserve">edits the repository does not have — stop and send the SE80 download instead of pulling.</w:t>
+      </w:r>
+    </w:p>
+    <w:bookmarkEnd w:id="20"/>
+    <w:bookmarkStart w:id="21" w:name="X06efd83f195ec5dec5ad7cff1fedb1bb75c3cb7"/>
     <w:p>
       <w:pPr>
         <w:pStyle w:val="Heading2"/>
@@ -75,19 +462,19 @@
         <w:pStyle w:val="FirstParagraph"/>
       </w:pPr>
       <w:r>
-        <w:t xml:space="preserve">The list toolbar needs a status that carries SALV’s own functions plus the four buttons</w:t>
-      </w:r>
-      <w:r>
-        <w:t xml:space="preserve"> </w:t>
-      </w:r>
-      <w:r>
-        <w:t xml:space="preserve">Save, Select all, Deselect all, Export. Until it exists the list runs on SALV’s standard</w:t>
-      </w:r>
-      <w:r>
-        <w:t xml:space="preserve"> </w:t>
-      </w:r>
-      <w:r>
-        <w:t xml:space="preserve">status, without the four buttons, and the status bar says</w:t>
+        <w:t xml:space="preserve">The list toolbar needs a status that carries SALV’s own functions plus the four buttons Save,</w:t>
+      </w:r>
+      <w:r>
+        <w:t xml:space="preserve"> </w:t>
+      </w:r>
+      <w:r>
+        <w:t xml:space="preserve">Select all, Deselect all, Export. Until it exists the list runs on SALV’s standard status</w:t>
+      </w:r>
+      <w:r>
+        <w:t xml:space="preserve"> </w:t>
+      </w:r>
+      <w:r>
+        <w:t xml:space="preserve">without the four buttons, and the status bar says</w:t>
       </w:r>
       <w:r>
         <w:t xml:space="preserve"> </w:t>
@@ -96,7 +483,13 @@
         <w:t xml:space="preserve">“</w:t>
       </w:r>
       <w:r>
-        <w:t xml:space="preserve">GUI status PF_STATUS not found in ZPP_FORECAST_PAINTS, standard toolbar used</w:t>
+        <w:t xml:space="preserve">GUI status PF_STATUS not found in</w:t>
+      </w:r>
+      <w:r>
+        <w:t xml:space="preserve"> </w:t>
+      </w:r>
+      <w:r>
+        <w:t xml:space="preserve">ZPP_FORECAST_PAINTS, standard toolbar used</w:t>
       </w:r>
       <w:r>
         <w:t xml:space="preserve">”</w:t>
@@ -238,7 +631,7 @@
         <w:pStyle w:val="Compact"/>
       </w:pPr>
       <w:r>
-        <w:t xml:space="preserve">In the dialog: To program</w:t>
+        <w:t xml:space="preserve">To program</w:t>
       </w:r>
       <w:r>
         <w:t xml:space="preserve"> </w:t>
@@ -262,19 +655,13 @@
         <w:t xml:space="preserve">PF_STATUS</w:t>
       </w:r>
       <w:r>
-        <w:t xml:space="preserve">. Copy menu bar,</w:t>
-      </w:r>
-      <w:r>
-        <w:t xml:space="preserve"> </w:t>
-      </w:r>
-      <w:r>
-        <w:t xml:space="preserve">application toolbar and function keys. Confirm; if asked about the object list, choose</w:t>
-      </w:r>
-      <w:r>
-        <w:t xml:space="preserve"> </w:t>
-      </w:r>
-      <w:r>
-        <w:t xml:space="preserve">the package</w:t>
+        <w:t xml:space="preserve">. Copy menu bar, application toolbar</w:t>
+      </w:r>
+      <w:r>
+        <w:t xml:space="preserve"> </w:t>
+      </w:r>
+      <w:r>
+        <w:t xml:space="preserve">and function keys. Confirm; assign package</w:t>
       </w:r>
       <w:r>
         <w:t xml:space="preserve"> </w:t>
@@ -325,13 +712,13 @@
         <w:t xml:space="preserve">PF_STATUS</w:t>
       </w:r>
       <w:r>
-        <w:t xml:space="preserve">, Display: the application</w:t>
-      </w:r>
-      <w:r>
-        <w:t xml:space="preserve"> </w:t>
-      </w:r>
-      <w:r>
-        <w:t xml:space="preserve">toolbar must show ZSAVE, ZSELALL, ZDESEL, ZEXCEL.</w:t>
+        <w:t xml:space="preserve">, Display: the application toolbar</w:t>
+      </w:r>
+      <w:r>
+        <w:t xml:space="preserve"> </w:t>
+      </w:r>
+      <w:r>
+        <w:t xml:space="preserve">shows ZSAVE, ZSELALL, ZDESEL, ZEXCEL.</w:t>
       </w:r>
       <w:r>
         <w:t xml:space="preserve"> </w:t>
@@ -541,19 +928,13 @@
         <w:t xml:space="preserve">Application Toolbar</w:t>
       </w:r>
       <w:r>
-        <w:t xml:space="preserve">. Find four free positions (positions 1 to 35; the free</w:t>
-      </w:r>
-      <w:r>
-        <w:t xml:space="preserve"> </w:t>
-      </w:r>
-      <w:r>
-        <w:t xml:space="preserve">ones are the empty boxes, usually towards the right). If none is free, overwrite the</w:t>
-      </w:r>
-      <w:r>
-        <w:t xml:space="preserve"> </w:t>
-      </w:r>
-      <w:r>
-        <w:t xml:space="preserve">graphics function</w:t>
+        <w:t xml:space="preserve">. Find four free positions (1 to 35; the free ones are the</w:t>
+      </w:r>
+      <w:r>
+        <w:t xml:space="preserve"> </w:t>
+      </w:r>
+      <w:r>
+        <w:t xml:space="preserve">empty boxes, usually towards the right). If none is free, overwrite the graphics function</w:t>
       </w:r>
       <w:r>
         <w:t xml:space="preserve"> </w:t>
@@ -568,13 +949,7 @@
         <w:t xml:space="preserve"> </w:t>
       </w:r>
       <w:r>
-        <w:t xml:space="preserve">and any other function Paints does not need; everything else</w:t>
-      </w:r>
-      <w:r>
-        <w:t xml:space="preserve"> </w:t>
-      </w:r>
-      <w:r>
-        <w:t xml:space="preserve">stays as copied.</w:t>
+        <w:t xml:space="preserve">and any other function Paints does not need; everything else stays as copied.</w:t>
       </w:r>
     </w:p>
     <w:p>
@@ -912,13 +1287,13 @@
         <w:t xml:space="preserve">Function Keys</w:t>
       </w:r>
       <w:r>
-        <w:t xml:space="preserve">: check that BACK, EXIT and CANC are assigned to F3, Shift+F3 and</w:t>
-      </w:r>
-      <w:r>
-        <w:t xml:space="preserve"> </w:t>
-      </w:r>
-      <w:r>
-        <w:t xml:space="preserve">F12 (they come with the copy). The program handles these three codes itself.</w:t>
+        <w:t xml:space="preserve">: BACK, EXIT and CANC on F3, Shift+F3 and F12 come with the copy;</w:t>
+      </w:r>
+      <w:r>
+        <w:t xml:space="preserve"> </w:t>
+      </w:r>
+      <w:r>
+        <w:t xml:space="preserve">the program handles these three codes itself.</w:t>
       </w:r>
     </w:p>
     <w:p>
@@ -1016,14 +1391,14 @@
         <w:t xml:space="preserve">. The status travels in the transport with the program.</w:t>
       </w:r>
     </w:p>
-    <w:bookmarkEnd w:id="20"/>
-    <w:bookmarkStart w:id="21" w:name="transactions-se93"/>
+    <w:bookmarkEnd w:id="21"/>
+    <w:bookmarkStart w:id="22" w:name="transaction-se93"/>
     <w:p>
       <w:pPr>
         <w:pStyle w:val="Heading2"/>
       </w:pPr>
       <w:r>
-        <w:t xml:space="preserve">2. Transactions (SE93)</w:t>
+        <w:t xml:space="preserve">2. Transaction (SE93)</w:t>
       </w:r>
     </w:p>
     <w:tbl>
@@ -1173,74 +1548,6 @@
           </w:p>
         </w:tc>
       </w:tr>
-      <w:tr>
-        <w:tc>
-          <w:tcPr/>
-          <w:p>
-            <w:pPr>
-              <w:pStyle w:val="Compact"/>
-              <w:jc w:val="left"/>
-            </w:pPr>
-            <w:r>
-              <w:rPr>
-                <w:rStyle w:val="VerbatimChar"/>
-              </w:rPr>
-              <w:t xml:space="preserve">ZFCST_PAINTS_UPL</w:t>
-            </w:r>
-          </w:p>
-        </w:tc>
-        <w:tc>
-          <w:tcPr/>
-          <w:p>
-            <w:pPr>
-              <w:pStyle w:val="Compact"/>
-              <w:jc w:val="left"/>
-            </w:pPr>
-            <w:r>
-              <w:t xml:space="preserve">Program and selection screen (report transaction)</w:t>
-            </w:r>
-          </w:p>
-        </w:tc>
-        <w:tc>
-          <w:tcPr/>
-          <w:p>
-            <w:pPr>
-              <w:pStyle w:val="Compact"/>
-              <w:jc w:val="left"/>
-            </w:pPr>
-            <w:r>
-              <w:rPr>
-                <w:rStyle w:val="VerbatimChar"/>
-              </w:rPr>
-              <w:t xml:space="preserve">ZPP_FORECAST_PAINTS_UPL</w:t>
-            </w:r>
-          </w:p>
-        </w:tc>
-        <w:tc>
-          <w:tcPr/>
-          <w:p>
-            <w:pPr>
-              <w:pStyle w:val="Compact"/>
-              <w:jc w:val="left"/>
-            </w:pPr>
-            <w:r>
-              <w:t xml:space="preserve">1000</w:t>
-            </w:r>
-          </w:p>
-        </w:tc>
-        <w:tc>
-          <w:tcPr/>
-          <w:p>
-            <w:pPr>
-              <w:pStyle w:val="Compact"/>
-              <w:jc w:val="left"/>
-            </w:pPr>
-            <w:r>
-              <w:t xml:space="preserve">ZFORECAST Paints - Uploads</w:t>
-            </w:r>
-          </w:p>
-        </w:tc>
-      </w:tr>
     </w:tbl>
     <w:p>
       <w:pPr>
@@ -1283,11 +1590,29 @@
         <w:t xml:space="preserve">ZPP_FORECAST_PAINTS</w:t>
       </w:r>
       <w:r>
-        <w:t xml:space="preserve">.</w:t>
+        <w:t xml:space="preserve">. Uploads for Paints go through the existing</w:t>
+      </w:r>
+      <w:r>
+        <w:t xml:space="preserve"> </w:t>
+      </w:r>
+      <w:r>
+        <w:rPr>
+          <w:rStyle w:val="VerbatimChar"/>
+        </w:rPr>
+        <w:t xml:space="preserve">ZFCST_UPL</w:t>
+      </w:r>
+      <w:r>
+        <w:t xml:space="preserve">; no second</w:t>
+      </w:r>
+      <w:r>
+        <w:t xml:space="preserve"> </w:t>
+      </w:r>
+      <w:r>
+        <w:t xml:space="preserve">upload transaction.</w:t>
       </w:r>
     </w:p>
-    <w:bookmarkEnd w:id="21"/>
-    <w:bookmarkStart w:id="22" w:name="Xaf3b0aac85144a01d7c5961657e599e02b9896b"/>
+    <w:bookmarkEnd w:id="22"/>
+    <w:bookmarkStart w:id="23" w:name="Xaf3b0aac85144a01d7c5961657e599e02b9896b"/>
     <w:p>
       <w:pPr>
         <w:pStyle w:val="Heading2"/>
@@ -1476,8 +1801,8 @@
         <w:t xml:space="preserve">quantity per carton are read for this sales organisation.</w:t>
       </w:r>
     </w:p>
-    <w:bookmarkEnd w:id="22"/>
-    <w:bookmarkStart w:id="23" w:name="optional"/>
+    <w:bookmarkEnd w:id="23"/>
+    <w:bookmarkStart w:id="24" w:name="optional"/>
     <w:p>
       <w:pPr>
         <w:pStyle w:val="Heading2"/>
@@ -1535,7 +1860,7 @@
               <w:jc w:val="left"/>
             </w:pPr>
             <w:r>
-              <w:t xml:space="preserve">SE54 → generate maintenance view</w:t>
+              <w:t xml:space="preserve">SE38 → delete program</w:t>
             </w:r>
             <w:r>
               <w:t xml:space="preserve"> </w:t>
@@ -1544,52 +1869,25 @@
               <w:rPr>
                 <w:rStyle w:val="VerbatimChar"/>
               </w:rPr>
-              <w:t xml:space="preserve">ZPPV_BRAND</w:t>
+              <w:t xml:space="preserve">ZPP_FORECAST_PAINTS_UPL</w:t>
             </w:r>
             <w:r>
               <w:t xml:space="preserve"> </w:t>
             </w:r>
             <w:r>
-              <w:t xml:space="preserve">on</w:t>
-            </w:r>
-            <w:r>
-              <w:t xml:space="preserve"> </w:t>
-            </w:r>
-            <w:r>
-              <w:rPr>
-                <w:rStyle w:val="VerbatimChar"/>
-              </w:rPr>
-              <w:t xml:space="preserve">ZPPT_BRAND</w:t>
-            </w:r>
-            <w:r>
-              <w:t xml:space="preserve"> </w:t>
-            </w:r>
-            <w:r>
-              <w:t xml:space="preserve">(one-step, function group as for the other views, authorisation group as for</w:t>
-            </w:r>
-            <w:r>
-              <w:t xml:space="preserve"> </w:t>
-            </w:r>
-            <w:r>
-              <w:rPr>
-                <w:rStyle w:val="VerbatimChar"/>
-              </w:rPr>
-              <w:t xml:space="preserve">ZPPV_MAT_EXCL</w:t>
-            </w:r>
-            <w:r>
-              <w:t xml:space="preserve">)</w:t>
-            </w:r>
-          </w:p>
-        </w:tc>
-        <w:tc>
-          <w:tcPr/>
-          <w:p>
-            <w:pPr>
-              <w:pStyle w:val="Compact"/>
-              <w:jc w:val="left"/>
-            </w:pPr>
-            <w:r>
-              <w:t xml:space="preserve">If brands are to be maintained by hand as well as by upload</w:t>
+              <w:t xml:space="preserve">(imported 19/10, withdrawn 22/10; its uploads are in ZFCST_UPL now)</w:t>
+            </w:r>
+          </w:p>
+        </w:tc>
+        <w:tc>
+          <w:tcPr/>
+          <w:p>
+            <w:pPr>
+              <w:pStyle w:val="Compact"/>
+              <w:jc w:val="left"/>
+            </w:pPr>
+            <w:r>
+              <w:t xml:space="preserve">Housekeeping; it does no harm if left</w:t>
             </w:r>
           </w:p>
         </w:tc>
@@ -1603,7 +1901,7 @@
               <w:jc w:val="left"/>
             </w:pPr>
             <w:r>
-              <w:t xml:space="preserve">SE54 →</w:t>
+              <w:t xml:space="preserve">SE54 → maintenance view</w:t>
             </w:r>
             <w:r>
               <w:t xml:space="preserve"> </w:t>
@@ -1612,13 +1910,13 @@
               <w:rPr>
                 <w:rStyle w:val="VerbatimChar"/>
               </w:rPr>
-              <w:t xml:space="preserve">ZPPV_PNT_FCST_YR</w:t>
+              <w:t xml:space="preserve">ZPPV_BRAND</w:t>
             </w:r>
             <w:r>
               <w:t xml:space="preserve"> </w:t>
             </w:r>
             <w:r>
-              <w:t xml:space="preserve">/</w:t>
+              <w:t xml:space="preserve">on</w:t>
             </w:r>
             <w:r>
               <w:t xml:space="preserve"> </w:t>
@@ -1627,40 +1925,25 @@
               <w:rPr>
                 <w:rStyle w:val="VerbatimChar"/>
               </w:rPr>
-              <w:t xml:space="preserve">_QT</w:t>
+              <w:t xml:space="preserve">ZPPT_BRAND</w:t>
             </w:r>
             <w:r>
               <w:t xml:space="preserve"> </w:t>
             </w:r>
             <w:r>
-              <w:t xml:space="preserve">/</w:t>
-            </w:r>
-            <w:r>
-              <w:t xml:space="preserve"> </w:t>
-            </w:r>
-            <w:r>
-              <w:rPr>
-                <w:rStyle w:val="VerbatimChar"/>
-              </w:rPr>
-              <w:t xml:space="preserve">_MN</w:t>
-            </w:r>
-            <w:r>
-              <w:t xml:space="preserve"> </w:t>
-            </w:r>
-            <w:r>
-              <w:t xml:space="preserve">on the three Paints forecast tables</w:t>
-            </w:r>
-          </w:p>
-        </w:tc>
-        <w:tc>
-          <w:tcPr/>
-          <w:p>
-            <w:pPr>
-              <w:pStyle w:val="Compact"/>
-              <w:jc w:val="left"/>
-            </w:pPr>
-            <w:r>
-              <w:t xml:space="preserve">Only if the saved forecasts must be editable by hand; not needed for testing (SE16 shows them)</w:t>
+              <w:t xml:space="preserve">(one-step, as the other views)</w:t>
+            </w:r>
+          </w:p>
+        </w:tc>
+        <w:tc>
+          <w:tcPr/>
+          <w:p>
+            <w:pPr>
+              <w:pStyle w:val="Compact"/>
+              <w:jc w:val="left"/>
+            </w:pPr>
+            <w:r>
+              <w:t xml:space="preserve">If brands are to be maintained by hand as well as by upload</w:t>
             </w:r>
           </w:p>
         </w:tc>
@@ -1674,7 +1957,7 @@
               <w:jc w:val="left"/>
             </w:pPr>
             <w:r>
-              <w:t xml:space="preserve">SE11 → domain</w:t>
+              <w:t xml:space="preserve">SE54 → views on</w:t>
             </w:r>
             <w:r>
               <w:t xml:space="preserve"> </w:t>
@@ -1683,13 +1966,13 @@
               <w:rPr>
                 <w:rStyle w:val="VerbatimChar"/>
               </w:rPr>
-              <w:t xml:space="preserve">ZDO_MTS_MTO</w:t>
+              <w:t xml:space="preserve">ZPPT_PNT_FCST_YR</w:t>
             </w:r>
             <w:r>
               <w:t xml:space="preserve"> </w:t>
             </w:r>
             <w:r>
-              <w:t xml:space="preserve">→ Value Range → add fixed values</w:t>
+              <w:t xml:space="preserve">/</w:t>
             </w:r>
             <w:r>
               <w:t xml:space="preserve"> </w:t>
@@ -1698,76 +1981,34 @@
               <w:rPr>
                 <w:rStyle w:val="VerbatimChar"/>
               </w:rPr>
-              <w:t xml:space="preserve">DIS</w:t>
+              <w:t xml:space="preserve">_QT</w:t>
             </w:r>
             <w:r>
               <w:t xml:space="preserve"> </w:t>
             </w:r>
             <w:r>
-              <w:t xml:space="preserve">“</w:t>
-            </w:r>
-            <w:r>
-              <w:t xml:space="preserve">Dis Art</w:t>
-            </w:r>
-            <w:r>
-              <w:t xml:space="preserve">”</w:t>
+              <w:t xml:space="preserve">/</w:t>
             </w:r>
             <w:r>
               <w:t xml:space="preserve"> </w:t>
             </w:r>
             <w:r>
-              <w:t xml:space="preserve">and</w:t>
-            </w:r>
-            <w:r>
-              <w:t xml:space="preserve"> </w:t>
-            </w:r>
-            <w:r>
-              <w:rPr>
-                <w:rStyle w:val="VerbatimChar"/>
-              </w:rPr>
-              <w:t xml:space="preserve">TIN</w:t>
-            </w:r>
-            <w:r>
-              <w:t xml:space="preserve"> </w:t>
-            </w:r>
-            <w:r>
-              <w:t xml:space="preserve">“</w:t>
-            </w:r>
-            <w:r>
-              <w:t xml:space="preserve">Tinting</w:t>
-            </w:r>
-            <w:r>
-              <w:t xml:space="preserve">”</w:t>
-            </w:r>
-            <w:r>
-              <w:t xml:space="preserve"> </w:t>
-            </w:r>
-            <w:r>
-              <w:t xml:space="preserve">→ Activate (no conversion, length unchanged)</w:t>
-            </w:r>
-          </w:p>
-        </w:tc>
-        <w:tc>
-          <w:tcPr/>
-          <w:p>
-            <w:pPr>
-              <w:pStyle w:val="Compact"/>
-              <w:jc w:val="left"/>
-            </w:pPr>
-            <w:r>
-              <w:t xml:space="preserve">If Paints categories are maintained through SM30</w:t>
-            </w:r>
-            <w:r>
-              <w:t xml:space="preserve"> </w:t>
-            </w:r>
-            <w:r>
-              <w:rPr>
-                <w:rStyle w:val="VerbatimChar"/>
-              </w:rPr>
-              <w:t xml:space="preserve">ZPPV_PROD_CAT</w:t>
-            </w:r>
-            <w:r>
-              <w:t xml:space="preserve">; the Paints upload writes the codes regardless</w:t>
+              <w:rPr>
+                <w:rStyle w:val="VerbatimChar"/>
+              </w:rPr>
+              <w:t xml:space="preserve">_MN</w:t>
+            </w:r>
+          </w:p>
+        </w:tc>
+        <w:tc>
+          <w:tcPr/>
+          <w:p>
+            <w:pPr>
+              <w:pStyle w:val="Compact"/>
+              <w:jc w:val="left"/>
+            </w:pPr>
+            <w:r>
+              <w:t xml:space="preserve">Only if the saved forecasts must be editable by hand; SE16 shows them</w:t>
             </w:r>
           </w:p>
         </w:tc>
@@ -1781,6 +2022,113 @@
               <w:jc w:val="left"/>
             </w:pPr>
             <w:r>
+              <w:t xml:space="preserve">SE11 → domain</w:t>
+            </w:r>
+            <w:r>
+              <w:t xml:space="preserve"> </w:t>
+            </w:r>
+            <w:r>
+              <w:rPr>
+                <w:rStyle w:val="VerbatimChar"/>
+              </w:rPr>
+              <w:t xml:space="preserve">ZDO_MTS_MTO</w:t>
+            </w:r>
+            <w:r>
+              <w:t xml:space="preserve"> </w:t>
+            </w:r>
+            <w:r>
+              <w:t xml:space="preserve">→ Value Range → add</w:t>
+            </w:r>
+            <w:r>
+              <w:t xml:space="preserve"> </w:t>
+            </w:r>
+            <w:r>
+              <w:rPr>
+                <w:rStyle w:val="VerbatimChar"/>
+              </w:rPr>
+              <w:t xml:space="preserve">DIS</w:t>
+            </w:r>
+            <w:r>
+              <w:t xml:space="preserve"> </w:t>
+            </w:r>
+            <w:r>
+              <w:t xml:space="preserve">“</w:t>
+            </w:r>
+            <w:r>
+              <w:t xml:space="preserve">Dis Art</w:t>
+            </w:r>
+            <w:r>
+              <w:t xml:space="preserve">”</w:t>
+            </w:r>
+            <w:r>
+              <w:t xml:space="preserve"> </w:t>
+            </w:r>
+            <w:r>
+              <w:t xml:space="preserve">and</w:t>
+            </w:r>
+            <w:r>
+              <w:t xml:space="preserve"> </w:t>
+            </w:r>
+            <w:r>
+              <w:rPr>
+                <w:rStyle w:val="VerbatimChar"/>
+              </w:rPr>
+              <w:t xml:space="preserve">TIN</w:t>
+            </w:r>
+            <w:r>
+              <w:t xml:space="preserve"> </w:t>
+            </w:r>
+            <w:r>
+              <w:t xml:space="preserve">“</w:t>
+            </w:r>
+            <w:r>
+              <w:t xml:space="preserve">Tinting</w:t>
+            </w:r>
+            <w:r>
+              <w:t xml:space="preserve">”</w:t>
+            </w:r>
+            <w:r>
+              <w:t xml:space="preserve"> </w:t>
+            </w:r>
+            <w:r>
+              <w:t xml:space="preserve">→ Activate (no conversion, length unchanged)</w:t>
+            </w:r>
+          </w:p>
+        </w:tc>
+        <w:tc>
+          <w:tcPr/>
+          <w:p>
+            <w:pPr>
+              <w:pStyle w:val="Compact"/>
+              <w:jc w:val="left"/>
+            </w:pPr>
+            <w:r>
+              <w:t xml:space="preserve">If Paints categories are maintained through SM30</w:t>
+            </w:r>
+            <w:r>
+              <w:t xml:space="preserve"> </w:t>
+            </w:r>
+            <w:r>
+              <w:rPr>
+                <w:rStyle w:val="VerbatimChar"/>
+              </w:rPr>
+              <w:t xml:space="preserve">ZPPV_PROD_CAT</w:t>
+            </w:r>
+            <w:r>
+              <w:t xml:space="preserve">; the upload writes the codes regardless</w:t>
+            </w:r>
+          </w:p>
+        </w:tc>
+      </w:tr>
+      <w:tr>
+        <w:tc>
+          <w:tcPr/>
+          <w:p>
+            <w:pPr>
+              <w:pStyle w:val="Compact"/>
+              <w:jc w:val="left"/>
+            </w:pPr>
+            <w:r>
               <w:t xml:space="preserve">STVARV →</w:t>
             </w:r>
             <w:r>
@@ -1814,8 +2162,8 @@
         </w:tc>
       </w:tr>
     </w:tbl>
-    <w:bookmarkEnd w:id="23"/>
-    <w:bookmarkStart w:id="24" w:name="then"/>
+    <w:bookmarkEnd w:id="24"/>
+    <w:bookmarkStart w:id="25" w:name="then"/>
     <w:p>
       <w:pPr>
         <w:pStyle w:val="Heading2"/>
@@ -1844,7 +2192,7 @@
         <w:t xml:space="preserve"> </w:t>
       </w:r>
       <w:r>
-        <w:t xml:space="preserve">forecasts are in</w:t>
+        <w:t xml:space="preserve">forecasts, shaped exactly as the list, are in</w:t>
       </w:r>
       <w:r>
         <w:t xml:space="preserve"> </w:t>
@@ -1880,7 +2228,7 @@
         <w:t xml:space="preserve">ZPPT_PNT_FCST_MN</w:t>
       </w:r>
       <w:r>
-        <w:t xml:space="preserve">; the shared</w:t>
+        <w:t xml:space="preserve">. The shared</w:t>
       </w:r>
       <w:r>
         <w:t xml:space="preserve"> </w:t>
@@ -1925,17 +2273,17 @@
         <w:t xml:space="preserve"> </w:t>
       </w:r>
       <w:r>
-        <w:t xml:space="preserve">rows are written as well, which is what the business-forecast</w:t>
-      </w:r>
-      <w:r>
-        <w:t xml:space="preserve"> </w:t>
-      </w:r>
-      <w:r>
-        <w:t xml:space="preserve">and change uploads, the engine and the final report read.</w:t>
+        <w:t xml:space="preserve">rows are written as well; that is</w:t>
+      </w:r>
+      <w:r>
+        <w:t xml:space="preserve"> </w:t>
+      </w:r>
+      <w:r>
+        <w:t xml:space="preserve">what the business-forecast and change uploads, the engine and the final report read.</w:t>
       </w:r>
     </w:p>
-    <w:bookmarkEnd w:id="24"/>
     <w:bookmarkEnd w:id="25"/>
+    <w:bookmarkEnd w:id="26"/>
     <w:sectPr/>
   </w:body>
 </w:document>

--- a/kpmg/zpp_forecast_paints/docs/ZFORECAST_Paints_Manual_Steps.docx
+++ b/kpmg/zpp_forecast_paints/docs/ZFORECAST_Paints_Manual_Steps.docx
@@ -1612,13 +1612,51 @@
       </w:r>
     </w:p>
     <w:bookmarkEnd w:id="22"/>
-    <w:bookmarkStart w:id="23" w:name="Xaf3b0aac85144a01d7c5961657e599e02b9896b"/>
+    <w:bookmarkStart w:id="23" w:name="Xd02d168f3310917f42a8b32141ab7ee17b37249"/>
     <w:p>
       <w:pPr>
         <w:pStyle w:val="Heading2"/>
       </w:pPr>
       <w:r>
-        <w:t xml:space="preserve">3. Configuration row per Paints plant (SM30</w:t>
+        <w:t xml:space="preserve">3. Configuration row per Paints plant — not needed</w:t>
+      </w:r>
+    </w:p>
+    <w:p>
+      <w:pPr>
+        <w:pStyle w:val="FirstParagraph"/>
+      </w:pPr>
+      <w:r>
+        <w:t xml:space="preserve">Since 22/10/26 the Paints sales organisation 4000 is hardcoded in</w:t>
+      </w:r>
+      <w:r>
+        <w:t xml:space="preserve"> </w:t>
+      </w:r>
+      <w:r>
+        <w:rPr>
+          <w:rStyle w:val="VerbatimChar"/>
+        </w:rPr>
+        <w:t xml:space="preserve">ZCL_PP_FCST_PNT</w:t>
+      </w:r>
+      <w:r>
+        <w:t xml:space="preserve"> </w:t>
+      </w:r>
+      <w:r>
+        <w:t xml:space="preserve">(</w:t>
+      </w:r>
+      <w:r>
+        <w:rPr>
+          <w:rStyle w:val="VerbatimChar"/>
+        </w:rPr>
+        <w:t xml:space="preserve">GC_VKORG</w:t>
+      </w:r>
+      <w:r>
+        <w:t xml:space="preserve">), as the FS states; the class reads the material groups and the quantity per</w:t>
+      </w:r>
+      <w:r>
+        <w:t xml:space="preserve"> </w:t>
+      </w:r>
+      <w:r>
+        <w:t xml:space="preserve">carton itself with it. No</w:t>
       </w:r>
       <w:r>
         <w:t xml:space="preserve"> </w:t>
@@ -1630,175 +1668,16 @@
         <w:t xml:space="preserve">ZPPV_FCST_CFG</w:t>
       </w:r>
       <w:r>
-        <w:t xml:space="preserve">)</w:t>
-      </w:r>
-    </w:p>
-    <w:tbl>
-      <w:tblPr>
-        <w:tblStyle w:val="Table"/>
-        <w:tblW w:type="pct" w:w="5000"/>
-        <w:tblLook w:firstRow="1" w:lastRow="0" w:firstColumn="0" w:lastColumn="0" w:noHBand="0" w:noVBand="0" w:val="0020"/>
-        <w:jc w:val="start"/>
-      </w:tblPr>
-      <w:tblGrid>
-        <w:gridCol w:w="2217"/>
-        <w:gridCol w:w="5702"/>
-      </w:tblGrid>
-      <w:tr>
-        <w:trPr>
-          <w:tblHeader w:val="true"/>
-        </w:trPr>
-        <w:tc>
-          <w:tcPr/>
-          <w:p>
-            <w:pPr>
-              <w:pStyle w:val="Compact"/>
-              <w:jc w:val="left"/>
-            </w:pPr>
-            <w:r>
-              <w:t xml:space="preserve">Field</w:t>
-            </w:r>
-          </w:p>
-        </w:tc>
-        <w:tc>
-          <w:tcPr/>
-          <w:p>
-            <w:pPr>
-              <w:pStyle w:val="Compact"/>
-              <w:jc w:val="left"/>
-            </w:pPr>
-            <w:r>
-              <w:t xml:space="preserve">Value</w:t>
-            </w:r>
-          </w:p>
-        </w:tc>
-      </w:tr>
-      <w:tr>
-        <w:tc>
-          <w:tcPr/>
-          <w:p>
-            <w:pPr>
-              <w:pStyle w:val="Compact"/>
-              <w:jc w:val="left"/>
-            </w:pPr>
-            <w:r>
-              <w:t xml:space="preserve">Plant</w:t>
-            </w:r>
-          </w:p>
-        </w:tc>
-        <w:tc>
-          <w:tcPr/>
-          <w:p>
-            <w:pPr>
-              <w:pStyle w:val="Compact"/>
-              <w:jc w:val="left"/>
-            </w:pPr>
-            <w:r>
-              <w:t xml:space="preserve">each Paints plant</w:t>
-            </w:r>
-          </w:p>
-        </w:tc>
-      </w:tr>
-      <w:tr>
-        <w:tc>
-          <w:tcPr/>
-          <w:p>
-            <w:pPr>
-              <w:pStyle w:val="Compact"/>
-              <w:jc w:val="left"/>
-            </w:pPr>
-            <w:r>
-              <w:t xml:space="preserve">Sales Org (</w:t>
-            </w:r>
-            <w:r>
-              <w:rPr>
-                <w:rStyle w:val="VerbatimChar"/>
-              </w:rPr>
-              <w:t xml:space="preserve">VKORG</w:t>
-            </w:r>
-            <w:r>
-              <w:t xml:space="preserve">)</w:t>
-            </w:r>
-          </w:p>
-        </w:tc>
-        <w:tc>
-          <w:tcPr/>
-          <w:p>
-            <w:pPr>
-              <w:pStyle w:val="Compact"/>
-              <w:jc w:val="left"/>
-            </w:pPr>
-            <w:r>
-              <w:t xml:space="preserve">4000 (FS value; confirm)</w:t>
-            </w:r>
-          </w:p>
-        </w:tc>
-      </w:tr>
-      <w:tr>
-        <w:tc>
-          <w:tcPr/>
-          <w:p>
-            <w:pPr>
-              <w:pStyle w:val="Compact"/>
-              <w:jc w:val="left"/>
-            </w:pPr>
-            <w:r>
-              <w:t xml:space="preserve">TVARV name for legacy users</w:t>
-            </w:r>
-          </w:p>
-        </w:tc>
-        <w:tc>
-          <w:tcPr/>
-          <w:p>
-            <w:pPr>
-              <w:pStyle w:val="Compact"/>
-              <w:jc w:val="left"/>
-            </w:pPr>
-            <w:r>
-              <w:t xml:space="preserve">as for Adhesive, or blank</w:t>
-            </w:r>
-          </w:p>
-        </w:tc>
-      </w:tr>
-      <w:tr>
-        <w:tc>
-          <w:tcPr/>
-          <w:p>
-            <w:pPr>
-              <w:pStyle w:val="Compact"/>
-              <w:jc w:val="left"/>
-            </w:pPr>
-            <w:r>
-              <w:t xml:space="preserve">Movement type</w:t>
-            </w:r>
-          </w:p>
-        </w:tc>
-        <w:tc>
-          <w:tcPr/>
-          <w:p>
-            <w:pPr>
-              <w:pStyle w:val="Compact"/>
-              <w:jc w:val="left"/>
-            </w:pPr>
-            <w:r>
-              <w:t xml:space="preserve">leave blank, no longer used</w:t>
-            </w:r>
-          </w:p>
-        </w:tc>
-      </w:tr>
-    </w:tbl>
-    <w:p>
-      <w:pPr>
-        <w:pStyle w:val="BodyText"/>
-      </w:pPr>
-      <w:r>
-        <w:t xml:space="preserve">Without a row the run logs message 018 in SLG1 and uses 4000. The material groups and the</w:t>
-      </w:r>
-      <w:r>
-        <w:t xml:space="preserve"> </w:t>
-      </w:r>
-      <w:r>
-        <w:t xml:space="preserve">quantity per carton are read for this sales organisation.</w:t>
+        <w:t xml:space="preserve"> </w:t>
+      </w:r>
+      <w:r>
+        <w:t xml:space="preserve">row is needed for a Paints plant. A row is only</w:t>
+      </w:r>
+      <w:r>
+        <w:t xml:space="preserve"> </w:t>
+      </w:r>
+      <w:r>
+        <w:t xml:space="preserve">needed if the Legacy Data checkbox is to be used (TVARVC name of the permitted users).</w:t>
       </w:r>
     </w:p>
     <w:bookmarkEnd w:id="23"/>
